--- a/baocao/BaoCaoDoAn2_LeQuangHuy_223571.docx
+++ b/baocao/BaoCaoDoAn2_LeQuangHuy_223571.docx
@@ -30822,6 +30822,7 @@
     <w:p>
       <w:pPr>
         <w:pStyle w:val="Heading3"/>
+        <w:jc w:val="both"/>
         <w:rPr>
           <w:lang w:val="vi-VN"/>
         </w:rPr>
@@ -30863,6 +30864,7 @@
           </w:tcPr>
           <w:p>
             <w:pPr>
+              <w:jc w:val="both"/>
               <w:rPr>
                 <w:b/>
                 <w:bCs/>
@@ -30884,6 +30886,7 @@
           </w:tcPr>
           <w:p>
             <w:pPr>
+              <w:jc w:val="both"/>
               <w:rPr>
                 <w:b/>
                 <w:bCs/>
@@ -30909,6 +30912,9 @@
             <w:hideMark/>
           </w:tcPr>
           <w:p>
+            <w:pPr>
+              <w:jc w:val="both"/>
+            </w:pPr>
             <w:r>
               <w:t>CPU</w:t>
             </w:r>
@@ -30920,6 +30926,9 @@
             <w:hideMark/>
           </w:tcPr>
           <w:p>
+            <w:pPr>
+              <w:jc w:val="both"/>
+            </w:pPr>
             <w:r>
               <w:t>Intel Core i5-</w:t>
             </w:r>
@@ -30966,6 +30975,9 @@
             <w:hideMark/>
           </w:tcPr>
           <w:p>
+            <w:pPr>
+              <w:jc w:val="both"/>
+            </w:pPr>
             <w:r>
               <w:t>RAM</w:t>
             </w:r>
@@ -30978,6 +30990,7 @@
           </w:tcPr>
           <w:p>
             <w:pPr>
+              <w:jc w:val="both"/>
               <w:rPr>
                 <w:lang w:val="vi-VN"/>
               </w:rPr>
@@ -31001,6 +31014,9 @@
             <w:hideMark/>
           </w:tcPr>
           <w:p>
+            <w:pPr>
+              <w:jc w:val="both"/>
+            </w:pPr>
             <w:r>
               <w:t>Ổ cứng</w:t>
             </w:r>
@@ -31012,6 +31028,9 @@
             <w:hideMark/>
           </w:tcPr>
           <w:p>
+            <w:pPr>
+              <w:jc w:val="both"/>
+            </w:pPr>
             <w:r>
               <w:t xml:space="preserve">SSD 512 GB </w:t>
             </w:r>
@@ -31028,6 +31047,9 @@
             <w:hideMark/>
           </w:tcPr>
           <w:p>
+            <w:pPr>
+              <w:jc w:val="both"/>
+            </w:pPr>
             <w:r>
               <w:t>Kết nối mạng</w:t>
             </w:r>
@@ -31041,6 +31063,7 @@
           <w:p>
             <w:pPr>
               <w:keepNext/>
+              <w:jc w:val="both"/>
               <w:rPr>
                 <w:lang w:val="vi-VN"/>
               </w:rPr>
@@ -31083,6 +31106,7 @@
     <w:p>
       <w:pPr>
         <w:pStyle w:val="Heading3"/>
+        <w:jc w:val="both"/>
       </w:pPr>
       <w:r>
         <w:rPr>
@@ -31099,6 +31123,7 @@
     <w:p>
       <w:pPr>
         <w:ind w:left="720"/>
+        <w:jc w:val="both"/>
       </w:pPr>
       <w:r>
         <w:rPr>
@@ -31114,6 +31139,7 @@
     <w:p>
       <w:pPr>
         <w:ind w:left="720"/>
+        <w:jc w:val="both"/>
       </w:pPr>
       <w:r>
         <w:rPr>
@@ -31129,6 +31155,7 @@
     <w:p>
       <w:pPr>
         <w:ind w:left="720"/>
+        <w:jc w:val="both"/>
       </w:pPr>
       <w:r>
         <w:rPr>
@@ -31144,6 +31171,7 @@
     <w:p>
       <w:pPr>
         <w:ind w:left="720"/>
+        <w:jc w:val="both"/>
       </w:pPr>
       <w:r>
         <w:rPr>
@@ -31156,6 +31184,7 @@
     <w:p>
       <w:pPr>
         <w:ind w:left="1440"/>
+        <w:jc w:val="both"/>
       </w:pPr>
       <w:r>
         <w:t>Llama 3.3 (70B) qua Groq API – Text Generation, Semantic Mapping.</w:t>
@@ -31164,6 +31193,7 @@
     <w:p>
       <w:pPr>
         <w:ind w:left="1440"/>
+        <w:jc w:val="both"/>
         <w:rPr>
           <w:lang w:val="fr-FR"/>
         </w:rPr>
@@ -31178,6 +31208,7 @@
     <w:p>
       <w:pPr>
         <w:ind w:left="1440"/>
+        <w:jc w:val="both"/>
       </w:pPr>
       <w:r>
         <w:t>Jina Embeddings v3 qua Jina API – Schema Canonicalization &amp; Deduplication.</w:t>
@@ -31186,6 +31217,7 @@
     <w:p>
       <w:pPr>
         <w:ind w:left="720"/>
+        <w:jc w:val="both"/>
         <w:rPr>
           <w:lang w:val="vi-VN"/>
         </w:rPr>
@@ -31204,6 +31236,7 @@
     <w:p>
       <w:pPr>
         <w:pStyle w:val="Heading2"/>
+        <w:jc w:val="both"/>
       </w:pPr>
       <w:bookmarkStart w:id="170" w:name="_Toc225019889"/>
       <w:r>
@@ -31212,12 +31245,16 @@
       <w:bookmarkEnd w:id="170"/>
     </w:p>
     <w:p>
+      <w:pPr>
+        <w:jc w:val="both"/>
+      </w:pPr>
       <w:r>
         <w:t>Hệ thống được thiết kế để xử lý 4 loại tình huống cốt lõi của người dùng.</w:t>
       </w:r>
     </w:p>
     <w:p>
       <w:pPr>
+        <w:jc w:val="both"/>
         <w:rPr>
           <w:b/>
           <w:bCs/>
@@ -31234,6 +31271,7 @@
     <w:p>
       <w:pPr>
         <w:ind w:left="720"/>
+        <w:jc w:val="both"/>
       </w:pPr>
       <w:r>
         <w:rPr>
@@ -31249,6 +31287,7 @@
     <w:p>
       <w:pPr>
         <w:ind w:left="720"/>
+        <w:jc w:val="both"/>
       </w:pPr>
       <w:r>
         <w:rPr>
@@ -31261,6 +31300,7 @@
     <w:p>
       <w:pPr>
         <w:ind w:left="1440"/>
+        <w:jc w:val="both"/>
       </w:pPr>
       <w:r>
         <w:t>Hệ thống query Neo4j và nhận được dữ liệu 16 vi chất thành công.</w:t>
@@ -31269,6 +31309,7 @@
     <w:p>
       <w:pPr>
         <w:ind w:left="1440"/>
+        <w:jc w:val="both"/>
       </w:pPr>
       <w:r>
         <w:t>LLM tổng hợp các Triple (ví dụ: thịt bò → làm trầm trọng → suy thận).</w:t>
@@ -31277,6 +31318,7 @@
     <w:p>
       <w:pPr>
         <w:ind w:left="1440"/>
+        <w:jc w:val="both"/>
       </w:pPr>
       <w:r>
         <w:lastRenderedPageBreak/>
@@ -31286,6 +31328,7 @@
     <w:p>
       <w:pPr>
         <w:ind w:left="720"/>
+        <w:jc w:val="both"/>
       </w:pPr>
       <w:r>
         <w:rPr>
@@ -31317,6 +31360,7 @@
     </w:p>
     <w:p>
       <w:pPr>
+        <w:jc w:val="both"/>
         <w:rPr>
           <w:b/>
           <w:bCs/>
@@ -31333,6 +31377,7 @@
     <w:p>
       <w:pPr>
         <w:ind w:left="720"/>
+        <w:jc w:val="both"/>
       </w:pPr>
       <w:r>
         <w:rPr>
@@ -31348,6 +31393,7 @@
     <w:p>
       <w:pPr>
         <w:ind w:left="720"/>
+        <w:jc w:val="both"/>
       </w:pPr>
       <w:r>
         <w:rPr>
@@ -31369,6 +31415,7 @@
     <w:p>
       <w:pPr>
         <w:ind w:left="720"/>
+        <w:jc w:val="both"/>
       </w:pPr>
       <w:r>
         <w:rPr>
@@ -31400,6 +31447,7 @@
     </w:p>
     <w:p>
       <w:pPr>
+        <w:jc w:val="both"/>
         <w:rPr>
           <w:b/>
           <w:bCs/>
@@ -31416,6 +31464,7 @@
     <w:p>
       <w:pPr>
         <w:ind w:left="720"/>
+        <w:jc w:val="both"/>
       </w:pPr>
       <w:r>
         <w:rPr>
@@ -31431,6 +31480,7 @@
     <w:p>
       <w:pPr>
         <w:ind w:left="720"/>
+        <w:jc w:val="both"/>
       </w:pPr>
       <w:r>
         <w:rPr>
@@ -31446,6 +31496,7 @@
     <w:p>
       <w:pPr>
         <w:ind w:left="720"/>
+        <w:jc w:val="both"/>
       </w:pPr>
       <w:r>
         <w:rPr>
@@ -31483,6 +31534,7 @@
     </w:p>
     <w:p>
       <w:pPr>
+        <w:jc w:val="both"/>
         <w:rPr>
           <w:b/>
           <w:bCs/>
@@ -31499,6 +31551,7 @@
     <w:p>
       <w:pPr>
         <w:ind w:left="720"/>
+        <w:jc w:val="both"/>
       </w:pPr>
       <w:r>
         <w:rPr>
@@ -31520,6 +31573,7 @@
     <w:p>
       <w:pPr>
         <w:ind w:left="720"/>
+        <w:jc w:val="both"/>
       </w:pPr>
       <w:r>
         <w:rPr>
@@ -31548,6 +31602,7 @@
     <w:p>
       <w:pPr>
         <w:ind w:left="720"/>
+        <w:jc w:val="both"/>
         <w:rPr>
           <w:lang w:val="vi-VN"/>
         </w:rPr>
@@ -31589,6 +31644,7 @@
     <w:p>
       <w:pPr>
         <w:pStyle w:val="Heading2"/>
+        <w:jc w:val="both"/>
         <w:rPr>
           <w:lang w:val="vi-VN"/>
         </w:rPr>
@@ -31606,6 +31662,7 @@
     <w:p>
       <w:pPr>
         <w:pStyle w:val="Heading3"/>
+        <w:jc w:val="both"/>
         <w:rPr>
           <w:lang w:val="vi-VN"/>
         </w:rPr>
@@ -31626,6 +31683,9 @@
       <w:bookmarkEnd w:id="172"/>
     </w:p>
     <w:p>
+      <w:pPr>
+        <w:jc w:val="both"/>
+      </w:pPr>
       <w:r>
         <w:rPr>
           <w:b/>
@@ -31668,6 +31728,7 @@
           </w:tcPr>
           <w:p>
             <w:pPr>
+              <w:jc w:val="both"/>
               <w:rPr>
                 <w:b/>
                 <w:bCs/>
@@ -31689,6 +31750,7 @@
           </w:tcPr>
           <w:p>
             <w:pPr>
+              <w:jc w:val="both"/>
               <w:rPr>
                 <w:b/>
                 <w:bCs/>
@@ -31710,6 +31772,7 @@
           </w:tcPr>
           <w:p>
             <w:pPr>
+              <w:jc w:val="both"/>
               <w:rPr>
                 <w:b/>
                 <w:bCs/>
@@ -31731,6 +31794,7 @@
           </w:tcPr>
           <w:p>
             <w:pPr>
+              <w:jc w:val="both"/>
               <w:rPr>
                 <w:b/>
                 <w:bCs/>
@@ -31753,6 +31817,9 @@
             <w:hideMark/>
           </w:tcPr>
           <w:p>
+            <w:pPr>
+              <w:jc w:val="both"/>
+            </w:pPr>
             <w:r>
               <w:t>Truy vấn Neo4j (Cypher)</w:t>
             </w:r>
@@ -31764,6 +31831,9 @@
             <w:hideMark/>
           </w:tcPr>
           <w:p>
+            <w:pPr>
+              <w:jc w:val="both"/>
+            </w:pPr>
             <w:r>
               <w:t>48 ms</w:t>
             </w:r>
@@ -31775,6 +31845,9 @@
             <w:hideMark/>
           </w:tcPr>
           <w:p>
+            <w:pPr>
+              <w:jc w:val="both"/>
+            </w:pPr>
             <w:r>
               <w:t>72 ms</w:t>
             </w:r>
@@ -31786,6 +31859,9 @@
             <w:hideMark/>
           </w:tcPr>
           <w:p>
+            <w:pPr>
+              <w:jc w:val="both"/>
+            </w:pPr>
             <w:r>
               <w:t>110 ms</w:t>
             </w:r>
@@ -31799,6 +31875,9 @@
             <w:hideMark/>
           </w:tcPr>
           <w:p>
+            <w:pPr>
+              <w:jc w:val="both"/>
+            </w:pPr>
             <w:r>
               <w:t>Semantic Mapping (Groq LLM)</w:t>
             </w:r>
@@ -31810,6 +31889,9 @@
             <w:hideMark/>
           </w:tcPr>
           <w:p>
+            <w:pPr>
+              <w:jc w:val="both"/>
+            </w:pPr>
             <w:r>
               <w:t>310 ms</w:t>
             </w:r>
@@ -31821,6 +31903,9 @@
             <w:hideMark/>
           </w:tcPr>
           <w:p>
+            <w:pPr>
+              <w:jc w:val="both"/>
+            </w:pPr>
             <w:r>
               <w:t>520 ms</w:t>
             </w:r>
@@ -31832,6 +31917,9 @@
             <w:hideMark/>
           </w:tcPr>
           <w:p>
+            <w:pPr>
+              <w:jc w:val="both"/>
+            </w:pPr>
             <w:r>
               <w:t>720 ms</w:t>
             </w:r>
@@ -31845,6 +31933,9 @@
             <w:hideMark/>
           </w:tcPr>
           <w:p>
+            <w:pPr>
+              <w:jc w:val="both"/>
+            </w:pPr>
             <w:r>
               <w:t>Nhận diện ảnh – Vision AI</w:t>
             </w:r>
@@ -31856,6 +31947,9 @@
             <w:hideMark/>
           </w:tcPr>
           <w:p>
+            <w:pPr>
+              <w:jc w:val="both"/>
+            </w:pPr>
             <w:r>
               <w:t>890 ms</w:t>
             </w:r>
@@ -31867,6 +31961,9 @@
             <w:hideMark/>
           </w:tcPr>
           <w:p>
+            <w:pPr>
+              <w:jc w:val="both"/>
+            </w:pPr>
             <w:r>
               <w:t>1.350 ms</w:t>
             </w:r>
@@ -31878,6 +31975,9 @@
             <w:hideMark/>
           </w:tcPr>
           <w:p>
+            <w:pPr>
+              <w:jc w:val="both"/>
+            </w:pPr>
             <w:r>
               <w:t>1.820 ms</w:t>
             </w:r>
@@ -31891,6 +31991,9 @@
             <w:hideMark/>
           </w:tcPr>
           <w:p>
+            <w:pPr>
+              <w:jc w:val="both"/>
+            </w:pPr>
             <w:r>
               <w:t>Sinh lời khuyên – LLM Generation</w:t>
             </w:r>
@@ -31902,6 +32005,9 @@
             <w:hideMark/>
           </w:tcPr>
           <w:p>
+            <w:pPr>
+              <w:jc w:val="both"/>
+            </w:pPr>
             <w:r>
               <w:t>980 ms</w:t>
             </w:r>
@@ -31913,6 +32019,9 @@
             <w:hideMark/>
           </w:tcPr>
           <w:p>
+            <w:pPr>
+              <w:jc w:val="both"/>
+            </w:pPr>
             <w:r>
               <w:t>1.480 ms</w:t>
             </w:r>
@@ -31924,6 +32033,9 @@
             <w:hideMark/>
           </w:tcPr>
           <w:p>
+            <w:pPr>
+              <w:jc w:val="both"/>
+            </w:pPr>
             <w:r>
               <w:t>2.100 ms</w:t>
             </w:r>
@@ -31937,6 +32049,9 @@
             <w:hideMark/>
           </w:tcPr>
           <w:p>
+            <w:pPr>
+              <w:jc w:val="both"/>
+            </w:pPr>
             <w:r>
               <w:rPr>
                 <w:b/>
@@ -31952,6 +32067,9 @@
             <w:hideMark/>
           </w:tcPr>
           <w:p>
+            <w:pPr>
+              <w:jc w:val="both"/>
+            </w:pPr>
             <w:r>
               <w:rPr>
                 <w:b/>
@@ -31967,6 +32085,9 @@
             <w:hideMark/>
           </w:tcPr>
           <w:p>
+            <w:pPr>
+              <w:jc w:val="both"/>
+            </w:pPr>
             <w:r>
               <w:rPr>
                 <w:b/>
@@ -31984,6 +32105,7 @@
           <w:p>
             <w:pPr>
               <w:keepNext/>
+              <w:jc w:val="both"/>
             </w:pPr>
             <w:r>
               <w:rPr>
@@ -32035,6 +32157,9 @@
       <w:bookmarkEnd w:id="174"/>
     </w:p>
     <w:p>
+      <w:pPr>
+        <w:jc w:val="both"/>
+      </w:pPr>
       <w:r>
         <w:t>Nhận xét: Thông số trên được đo qua 50 truy vấn thực tế</w:t>
       </w:r>
@@ -32069,6 +32194,7 @@
     <w:p>
       <w:pPr>
         <w:pStyle w:val="Heading3"/>
+        <w:jc w:val="both"/>
         <w:rPr>
           <w:lang w:val="vi-VN"/>
         </w:rPr>
@@ -32090,6 +32216,7 @@
     </w:p>
     <w:p>
       <w:pPr>
+        <w:jc w:val="both"/>
         <w:rPr>
           <w:lang w:val="vi-VN"/>
         </w:rPr>
@@ -32127,6 +32254,7 @@
           </w:tcPr>
           <w:p>
             <w:pPr>
+              <w:jc w:val="both"/>
               <w:rPr>
                 <w:b/>
                 <w:bCs/>
@@ -32148,6 +32276,7 @@
           </w:tcPr>
           <w:p>
             <w:pPr>
+              <w:jc w:val="both"/>
               <w:rPr>
                 <w:b/>
                 <w:bCs/>
@@ -32169,6 +32298,7 @@
           </w:tcPr>
           <w:p>
             <w:pPr>
+              <w:jc w:val="both"/>
               <w:rPr>
                 <w:b/>
                 <w:bCs/>
@@ -32190,6 +32320,7 @@
           </w:tcPr>
           <w:p>
             <w:pPr>
+              <w:jc w:val="both"/>
               <w:rPr>
                 <w:b/>
                 <w:bCs/>
@@ -32212,6 +32343,9 @@
             <w:hideMark/>
           </w:tcPr>
           <w:p>
+            <w:pPr>
+              <w:jc w:val="both"/>
+            </w:pPr>
             <w:r>
               <w:t>Món chính (cơm, phở, bún...)</w:t>
             </w:r>
@@ -32223,6 +32357,9 @@
             <w:hideMark/>
           </w:tcPr>
           <w:p>
+            <w:pPr>
+              <w:jc w:val="both"/>
+            </w:pPr>
             <w:r>
               <w:t>40</w:t>
             </w:r>
@@ -32234,6 +32371,9 @@
             <w:hideMark/>
           </w:tcPr>
           <w:p>
+            <w:pPr>
+              <w:jc w:val="both"/>
+            </w:pPr>
             <w:r>
               <w:t>37</w:t>
             </w:r>
@@ -32245,6 +32385,9 @@
             <w:hideMark/>
           </w:tcPr>
           <w:p>
+            <w:pPr>
+              <w:jc w:val="both"/>
+            </w:pPr>
             <w:r>
               <w:rPr>
                 <w:b/>
@@ -32262,6 +32405,9 @@
             <w:hideMark/>
           </w:tcPr>
           <w:p>
+            <w:pPr>
+              <w:jc w:val="both"/>
+            </w:pPr>
             <w:r>
               <w:t>Rau, củ, trái cây</w:t>
             </w:r>
@@ -32273,6 +32419,9 @@
             <w:hideMark/>
           </w:tcPr>
           <w:p>
+            <w:pPr>
+              <w:jc w:val="both"/>
+            </w:pPr>
             <w:r>
               <w:t>25</w:t>
             </w:r>
@@ -32284,6 +32433,9 @@
             <w:hideMark/>
           </w:tcPr>
           <w:p>
+            <w:pPr>
+              <w:jc w:val="both"/>
+            </w:pPr>
             <w:r>
               <w:t>22</w:t>
             </w:r>
@@ -32295,6 +32447,9 @@
             <w:hideMark/>
           </w:tcPr>
           <w:p>
+            <w:pPr>
+              <w:jc w:val="both"/>
+            </w:pPr>
             <w:r>
               <w:rPr>
                 <w:b/>
@@ -32312,6 +32467,9 @@
             <w:hideMark/>
           </w:tcPr>
           <w:p>
+            <w:pPr>
+              <w:jc w:val="both"/>
+            </w:pPr>
             <w:r>
               <w:t>Thịt, hải sản (chưa chế biến)</w:t>
             </w:r>
@@ -32323,6 +32481,9 @@
             <w:hideMark/>
           </w:tcPr>
           <w:p>
+            <w:pPr>
+              <w:jc w:val="both"/>
+            </w:pPr>
             <w:r>
               <w:t>20</w:t>
             </w:r>
@@ -32334,6 +32495,9 @@
             <w:hideMark/>
           </w:tcPr>
           <w:p>
+            <w:pPr>
+              <w:jc w:val="both"/>
+            </w:pPr>
             <w:r>
               <w:t>16</w:t>
             </w:r>
@@ -32345,6 +32509,9 @@
             <w:hideMark/>
           </w:tcPr>
           <w:p>
+            <w:pPr>
+              <w:jc w:val="both"/>
+            </w:pPr>
             <w:r>
               <w:rPr>
                 <w:b/>
@@ -32362,6 +32529,9 @@
             <w:hideMark/>
           </w:tcPr>
           <w:p>
+            <w:pPr>
+              <w:jc w:val="both"/>
+            </w:pPr>
             <w:r>
               <w:t>Đồ uống, thức ăn vặt</w:t>
             </w:r>
@@ -32373,6 +32543,9 @@
             <w:hideMark/>
           </w:tcPr>
           <w:p>
+            <w:pPr>
+              <w:jc w:val="both"/>
+            </w:pPr>
             <w:r>
               <w:t>15</w:t>
             </w:r>
@@ -32384,6 +32557,9 @@
             <w:hideMark/>
           </w:tcPr>
           <w:p>
+            <w:pPr>
+              <w:jc w:val="both"/>
+            </w:pPr>
             <w:r>
               <w:t>11</w:t>
             </w:r>
@@ -32395,6 +32571,9 @@
             <w:hideMark/>
           </w:tcPr>
           <w:p>
+            <w:pPr>
+              <w:jc w:val="both"/>
+            </w:pPr>
             <w:r>
               <w:rPr>
                 <w:b/>
@@ -32412,6 +32591,9 @@
             <w:hideMark/>
           </w:tcPr>
           <w:p>
+            <w:pPr>
+              <w:jc w:val="both"/>
+            </w:pPr>
             <w:r>
               <w:rPr>
                 <w:b/>
@@ -32427,6 +32609,9 @@
             <w:hideMark/>
           </w:tcPr>
           <w:p>
+            <w:pPr>
+              <w:jc w:val="both"/>
+            </w:pPr>
             <w:r>
               <w:rPr>
                 <w:b/>
@@ -32442,6 +32627,9 @@
             <w:hideMark/>
           </w:tcPr>
           <w:p>
+            <w:pPr>
+              <w:jc w:val="both"/>
+            </w:pPr>
             <w:r>
               <w:rPr>
                 <w:b/>
@@ -32459,6 +32647,7 @@
           <w:p>
             <w:pPr>
               <w:keepNext/>
+              <w:jc w:val="both"/>
             </w:pPr>
             <w:r>
               <w:rPr>
@@ -32510,6 +32699,9 @@
       <w:bookmarkEnd w:id="177"/>
     </w:p>
     <w:p>
+      <w:pPr>
+        <w:jc w:val="both"/>
+      </w:pPr>
       <w:r>
         <w:rPr>
           <w:b/>
@@ -32537,6 +32729,7 @@
     <w:p>
       <w:pPr>
         <w:pStyle w:val="Heading3"/>
+        <w:jc w:val="both"/>
       </w:pPr>
       <w:r>
         <w:rPr>
@@ -32552,6 +32745,7 @@
     </w:p>
     <w:p>
       <w:pPr>
+        <w:jc w:val="both"/>
         <w:rPr>
           <w:lang w:val="vi-VN"/>
         </w:rPr>
@@ -32589,6 +32783,7 @@
           </w:tcPr>
           <w:p>
             <w:pPr>
+              <w:jc w:val="both"/>
               <w:rPr>
                 <w:b/>
                 <w:bCs/>
@@ -32610,6 +32805,7 @@
           </w:tcPr>
           <w:p>
             <w:pPr>
+              <w:jc w:val="both"/>
               <w:rPr>
                 <w:b/>
                 <w:bCs/>
@@ -32631,6 +32827,7 @@
           </w:tcPr>
           <w:p>
             <w:pPr>
+              <w:jc w:val="both"/>
               <w:rPr>
                 <w:b/>
                 <w:bCs/>
@@ -32652,6 +32849,7 @@
           </w:tcPr>
           <w:p>
             <w:pPr>
+              <w:jc w:val="both"/>
               <w:rPr>
                 <w:b/>
                 <w:bCs/>
@@ -32674,6 +32872,9 @@
             <w:hideMark/>
           </w:tcPr>
           <w:p>
+            <w:pPr>
+              <w:jc w:val="both"/>
+            </w:pPr>
             <w:r>
               <w:t>Từ đồng nghĩa miền Nam (VD: “trái thơm”)</w:t>
             </w:r>
@@ -32685,6 +32886,9 @@
             <w:hideMark/>
           </w:tcPr>
           <w:p>
+            <w:pPr>
+              <w:jc w:val="both"/>
+            </w:pPr>
             <w:r>
               <w:t>30</w:t>
             </w:r>
@@ -32696,6 +32900,9 @@
             <w:hideMark/>
           </w:tcPr>
           <w:p>
+            <w:pPr>
+              <w:jc w:val="both"/>
+            </w:pPr>
             <w:r>
               <w:t>28</w:t>
             </w:r>
@@ -32707,6 +32914,9 @@
             <w:hideMark/>
           </w:tcPr>
           <w:p>
+            <w:pPr>
+              <w:jc w:val="both"/>
+            </w:pPr>
             <w:r>
               <w:rPr>
                 <w:b/>
@@ -32724,6 +32934,9 @@
             <w:hideMark/>
           </w:tcPr>
           <w:p>
+            <w:pPr>
+              <w:jc w:val="both"/>
+            </w:pPr>
             <w:r>
               <w:t>Tên viết tắt/thường gọi (VD: “sữa tươi”)</w:t>
             </w:r>
@@ -32735,6 +32948,9 @@
             <w:hideMark/>
           </w:tcPr>
           <w:p>
+            <w:pPr>
+              <w:jc w:val="both"/>
+            </w:pPr>
             <w:r>
               <w:t>30</w:t>
             </w:r>
@@ -32746,6 +32962,9 @@
             <w:hideMark/>
           </w:tcPr>
           <w:p>
+            <w:pPr>
+              <w:jc w:val="both"/>
+            </w:pPr>
             <w:r>
               <w:t>27</w:t>
             </w:r>
@@ -32757,6 +32976,9 @@
             <w:hideMark/>
           </w:tcPr>
           <w:p>
+            <w:pPr>
+              <w:jc w:val="both"/>
+            </w:pPr>
             <w:r>
               <w:rPr>
                 <w:b/>
@@ -32774,6 +32996,9 @@
             <w:hideMark/>
           </w:tcPr>
           <w:p>
+            <w:pPr>
+              <w:jc w:val="both"/>
+            </w:pPr>
             <w:r>
               <w:t>Mô tả món phức hợp (VD: “thịt heo xào rau”)</w:t>
             </w:r>
@@ -32785,6 +33010,9 @@
             <w:hideMark/>
           </w:tcPr>
           <w:p>
+            <w:pPr>
+              <w:jc w:val="both"/>
+            </w:pPr>
             <w:r>
               <w:t>25</w:t>
             </w:r>
@@ -32796,6 +33024,9 @@
             <w:hideMark/>
           </w:tcPr>
           <w:p>
+            <w:pPr>
+              <w:jc w:val="both"/>
+            </w:pPr>
             <w:r>
               <w:t>19</w:t>
             </w:r>
@@ -32807,6 +33038,9 @@
             <w:hideMark/>
           </w:tcPr>
           <w:p>
+            <w:pPr>
+              <w:jc w:val="both"/>
+            </w:pPr>
             <w:r>
               <w:rPr>
                 <w:b/>
@@ -32824,19 +33058,11 @@
             <w:hideMark/>
           </w:tcPr>
           <w:p>
+            <w:pPr>
+              <w:jc w:val="both"/>
+            </w:pPr>
             <w:r>
               <w:t>Từ hoàn toàn ngoài phạm vi (VD: “pizza”)</w:t>
-            </w:r>
-          </w:p>
-        </w:tc>
-        <w:tc>
-          <w:tcPr>
-            <w:tcW w:w="0" w:type="auto"/>
-            <w:hideMark/>
-          </w:tcPr>
-          <w:p>
-            <w:r>
-              <w:t>15</w:t>
             </w:r>
           </w:p>
         </w:tc>
@@ -32847,13 +33073,10 @@
           </w:tcPr>
           <w:p>
             <w:pPr>
-              <w:rPr>
-                <w:rFonts w:asciiTheme="minorHAnsi" w:hAnsiTheme="minorHAnsi"/>
-                <w:lang w:val="vi-VN"/>
-              </w:rPr>
+              <w:jc w:val="both"/>
             </w:pPr>
             <w:r>
-              <w:t>14 trả rỗng</w:t>
+              <w:t>15</w:t>
             </w:r>
           </w:p>
         </w:tc>
@@ -32863,6 +33086,27 @@
             <w:hideMark/>
           </w:tcPr>
           <w:p>
+            <w:pPr>
+              <w:jc w:val="both"/>
+              <w:rPr>
+                <w:rFonts w:asciiTheme="minorHAnsi" w:hAnsiTheme="minorHAnsi"/>
+                <w:lang w:val="vi-VN"/>
+              </w:rPr>
+            </w:pPr>
+            <w:r>
+              <w:t>14 trả rỗng</w:t>
+            </w:r>
+          </w:p>
+        </w:tc>
+        <w:tc>
+          <w:tcPr>
+            <w:tcW w:w="0" w:type="auto"/>
+            <w:hideMark/>
+          </w:tcPr>
+          <w:p>
+            <w:pPr>
+              <w:jc w:val="both"/>
+            </w:pPr>
             <w:r>
               <w:rPr>
                 <w:b/>
@@ -32880,6 +33124,9 @@
             <w:hideMark/>
           </w:tcPr>
           <w:p>
+            <w:pPr>
+              <w:jc w:val="both"/>
+            </w:pPr>
             <w:r>
               <w:rPr>
                 <w:b/>
@@ -32895,6 +33142,9 @@
             <w:hideMark/>
           </w:tcPr>
           <w:p>
+            <w:pPr>
+              <w:jc w:val="both"/>
+            </w:pPr>
             <w:r>
               <w:rPr>
                 <w:b/>
@@ -32910,6 +33160,9 @@
             <w:hideMark/>
           </w:tcPr>
           <w:p>
+            <w:pPr>
+              <w:jc w:val="both"/>
+            </w:pPr>
             <w:r>
               <w:rPr>
                 <w:b/>
@@ -32927,6 +33180,7 @@
           <w:p>
             <w:pPr>
               <w:keepNext/>
+              <w:jc w:val="both"/>
             </w:pPr>
             <w:r>
               <w:rPr>
@@ -32966,6 +33220,9 @@
       <w:bookmarkEnd w:id="180"/>
     </w:p>
     <w:p>
+      <w:pPr>
+        <w:jc w:val="both"/>
+      </w:pPr>
       <w:r>
         <w:rPr>
           <w:b/>
@@ -32986,6 +33243,7 @@
     <w:p>
       <w:pPr>
         <w:pStyle w:val="Heading3"/>
+        <w:jc w:val="both"/>
         <w:rPr>
           <w:lang w:val="vi-VN"/>
         </w:rPr>
@@ -33008,6 +33266,7 @@
     <w:p>
       <w:pPr>
         <w:ind w:left="720"/>
+        <w:jc w:val="both"/>
         <w:rPr>
           <w:lang w:val="vi-VN"/>
         </w:rPr>
@@ -33056,6 +33315,7 @@
     <w:p>
       <w:pPr>
         <w:ind w:left="720"/>
+        <w:jc w:val="both"/>
         <w:rPr>
           <w:lang w:val="vi-VN"/>
         </w:rPr>
@@ -33090,6 +33350,7 @@
     <w:p>
       <w:pPr>
         <w:ind w:left="720"/>
+        <w:jc w:val="both"/>
         <w:rPr>
           <w:lang w:val="vi-VN"/>
         </w:rPr>
@@ -33112,6 +33373,7 @@
     <w:p>
       <w:pPr>
         <w:pStyle w:val="Heading3"/>
+        <w:jc w:val="both"/>
         <w:rPr>
           <w:lang w:val="vi-VN"/>
         </w:rPr>
@@ -33134,6 +33396,7 @@
     <w:p>
       <w:pPr>
         <w:ind w:left="720"/>
+        <w:jc w:val="both"/>
         <w:rPr>
           <w:lang w:val="vi-VN"/>
         </w:rPr>
@@ -33187,6 +33450,7 @@
     <w:p>
       <w:pPr>
         <w:ind w:left="720"/>
+        <w:jc w:val="both"/>
         <w:rPr>
           <w:lang w:val="vi-VN"/>
         </w:rPr>
@@ -33208,13 +33472,15 @@
     </w:p>
     <w:p>
       <w:pPr>
-        <w:rPr>
-          <w:lang w:val="vi-VN"/>
-        </w:rPr>
-      </w:pPr>
-    </w:p>
-    <w:p>
-      <w:pPr>
+        <w:jc w:val="both"/>
+        <w:rPr>
+          <w:lang w:val="vi-VN"/>
+        </w:rPr>
+      </w:pPr>
+    </w:p>
+    <w:p>
+      <w:pPr>
+        <w:jc w:val="both"/>
         <w:rPr>
           <w:lang w:val="vi-VN"/>
         </w:rPr>

--- a/baocao/BaoCaoDoAn2_LeQuangHuy_223571.docx
+++ b/baocao/BaoCaoDoAn2_LeQuangHuy_223571.docx
@@ -2363,7 +2363,23 @@
           <w:szCs w:val="26"/>
           <w:lang w:val="vi-VN"/>
         </w:rPr>
-        <w:t>hoa Công Nghệ Thông Tin, cùng các giảng viên đã tận tình chỉ dạy và tạo điều kiện giúp đỡ em trong quá trình học tập, nghiên cứu và hoàn thành đề tài.</w:t>
+        <w:t xml:space="preserve">hoa Công Nghệ Thông Tin, cùng các giảng viên đã tận tình chỉ dạy và tạo điều kiện giúp đỡ em trong quá trình học tập, nghiên cứu và hoàn thành </w:t>
+      </w:r>
+      <w:r>
+        <w:rPr>
+          <w:rFonts w:cs="Times New Roman"/>
+          <w:szCs w:val="26"/>
+          <w:lang w:val="vi-VN"/>
+        </w:rPr>
+        <w:t>đồ án</w:t>
+      </w:r>
+      <w:r>
+        <w:rPr>
+          <w:rFonts w:cs="Times New Roman"/>
+          <w:szCs w:val="26"/>
+          <w:lang w:val="vi-VN"/>
+        </w:rPr>
+        <w:t>.</w:t>
       </w:r>
     </w:p>
     <w:p>
@@ -2407,7 +2423,39 @@
           <w:szCs w:val="26"/>
           <w:lang w:val="vi-VN"/>
         </w:rPr>
-        <w:t>– người hướng dẫn và cũng là người đã luôn tận tình chỉ bảo, giúp đỡ và động viên em trong suốt quá trình nghiên cứu và hoàn thành đề tài thực tập nghiên cứu này.</w:t>
+        <w:t xml:space="preserve">– người hướng dẫn và cũng là người đã luôn tận tình chỉ bảo, giúp đỡ và động viên em trong suốt quá trình nghiên cứu và hoàn thành </w:t>
+      </w:r>
+      <w:r>
+        <w:rPr>
+          <w:rFonts w:cs="Times New Roman"/>
+          <w:szCs w:val="26"/>
+          <w:lang w:val="vi-VN"/>
+        </w:rPr>
+        <w:t>đồ án</w:t>
+      </w:r>
+      <w:r>
+        <w:rPr>
+          <w:rFonts w:cs="Times New Roman"/>
+          <w:szCs w:val="26"/>
+          <w:lang w:val="vi-VN"/>
+        </w:rPr>
+        <w:t xml:space="preserve"> chuyên ngành</w:t>
+      </w:r>
+      <w:r>
+        <w:rPr>
+          <w:rFonts w:cs="Times New Roman"/>
+          <w:szCs w:val="26"/>
+          <w:lang w:val="vi-VN"/>
+        </w:rPr>
+        <w:t xml:space="preserve"> 2 </w:t>
+      </w:r>
+      <w:r>
+        <w:rPr>
+          <w:rFonts w:cs="Times New Roman"/>
+          <w:szCs w:val="26"/>
+          <w:lang w:val="vi-VN"/>
+        </w:rPr>
+        <w:t>này.</w:t>
       </w:r>
     </w:p>
     <w:p>
@@ -2427,7 +2475,23 @@
           <w:szCs w:val="26"/>
           <w:lang w:val="vi-VN"/>
         </w:rPr>
-        <w:t>Mặc dù, đã cố gắng rất nhiều nhưng bài luận không tránh khỏi những thiếu sót; em rất mong nhận được sự thông cảm, chỉ dẫn, giúp đỡ và đóng góp ý kiến của quý thầy cô, các cán bộ quản lý và các bạn đang học cùng em tại Trường Đại học Nam Cần Thơ</w:t>
+        <w:t xml:space="preserve">Mặc dù, đã cố gắng rất nhiều nhưng bài </w:t>
+      </w:r>
+      <w:r>
+        <w:rPr>
+          <w:rFonts w:cs="Times New Roman"/>
+          <w:szCs w:val="26"/>
+          <w:lang w:val="vi-VN"/>
+        </w:rPr>
+        <w:t>báo cáo</w:t>
+      </w:r>
+      <w:r>
+        <w:rPr>
+          <w:rFonts w:cs="Times New Roman"/>
+          <w:szCs w:val="26"/>
+          <w:lang w:val="vi-VN"/>
+        </w:rPr>
+        <w:t xml:space="preserve"> không tránh khỏi những thiếu sót; em rất mong nhận được sự thông cảm, chỉ dẫn, giúp đỡ và đóng góp ý kiến của quý thầy cô, các cán bộ quản lý và các bạn đang học cùng em tại Trường Đại học Nam Cần Thơ</w:t>
       </w:r>
       <w:r>
         <w:rPr>
@@ -20900,27 +20964,14 @@
       <w:r>
         <w:t>Bảng 2.</w:t>
       </w:r>
-      <w:r>
-        <w:fldChar w:fldCharType="begin"/>
-      </w:r>
-      <w:r>
-        <w:instrText xml:space="preserve"> SEQ Bảng_2. \* ARABIC </w:instrText>
-      </w:r>
-      <w:r>
-        <w:fldChar w:fldCharType="separate"/>
-      </w:r>
-      <w:r>
-        <w:rPr>
-          <w:noProof/>
-        </w:rPr>
-        <w:t>1</w:t>
-      </w:r>
-      <w:r>
-        <w:rPr>
-          <w:noProof/>
-        </w:rPr>
-        <w:fldChar w:fldCharType="end"/>
-      </w:r>
+      <w:fldSimple w:instr=" SEQ Bảng_2. \* ARABIC ">
+        <w:r>
+          <w:rPr>
+            <w:noProof/>
+          </w:rPr>
+          <w:t>1</w:t>
+        </w:r>
+      </w:fldSimple>
       <w:r>
         <w:rPr>
           <w:lang w:val="vi-VN"/>
@@ -21421,27 +21472,14 @@
       <w:r>
         <w:t>Bảng 2.</w:t>
       </w:r>
-      <w:r>
-        <w:fldChar w:fldCharType="begin"/>
-      </w:r>
-      <w:r>
-        <w:instrText xml:space="preserve"> SEQ Bảng_2. \* ARABIC </w:instrText>
-      </w:r>
-      <w:r>
-        <w:fldChar w:fldCharType="separate"/>
-      </w:r>
-      <w:r>
-        <w:rPr>
-          <w:noProof/>
-        </w:rPr>
-        <w:t>2</w:t>
-      </w:r>
-      <w:r>
-        <w:rPr>
-          <w:noProof/>
-        </w:rPr>
-        <w:fldChar w:fldCharType="end"/>
-      </w:r>
+      <w:fldSimple w:instr=" SEQ Bảng_2. \* ARABIC ">
+        <w:r>
+          <w:rPr>
+            <w:noProof/>
+          </w:rPr>
+          <w:t>2</w:t>
+        </w:r>
+      </w:fldSimple>
       <w:r>
         <w:rPr>
           <w:lang w:val="vi-VN"/>
@@ -24061,27 +24099,14 @@
       <w:r>
         <w:t>Bảng 2.</w:t>
       </w:r>
-      <w:r>
-        <w:fldChar w:fldCharType="begin"/>
-      </w:r>
-      <w:r>
-        <w:instrText xml:space="preserve"> SEQ Bảng_2. \* ARABIC </w:instrText>
-      </w:r>
-      <w:r>
-        <w:fldChar w:fldCharType="separate"/>
-      </w:r>
-      <w:r>
-        <w:rPr>
-          <w:noProof/>
-        </w:rPr>
-        <w:t>3</w:t>
-      </w:r>
-      <w:r>
-        <w:rPr>
-          <w:noProof/>
-        </w:rPr>
-        <w:fldChar w:fldCharType="end"/>
-      </w:r>
+      <w:fldSimple w:instr=" SEQ Bảng_2. \* ARABIC ">
+        <w:r>
+          <w:rPr>
+            <w:noProof/>
+          </w:rPr>
+          <w:t>3</w:t>
+        </w:r>
+      </w:fldSimple>
       <w:r>
         <w:rPr>
           <w:lang w:val="vi-VN"/>
@@ -27350,27 +27375,14 @@
       <w:r>
         <w:t>Bảng 2.</w:t>
       </w:r>
-      <w:r>
-        <w:fldChar w:fldCharType="begin"/>
-      </w:r>
-      <w:r>
-        <w:instrText xml:space="preserve"> SEQ Bảng_2. \* ARABIC </w:instrText>
-      </w:r>
-      <w:r>
-        <w:fldChar w:fldCharType="separate"/>
-      </w:r>
-      <w:r>
-        <w:rPr>
-          <w:noProof/>
-        </w:rPr>
-        <w:t>4</w:t>
-      </w:r>
-      <w:r>
-        <w:rPr>
-          <w:noProof/>
-        </w:rPr>
-        <w:fldChar w:fldCharType="end"/>
-      </w:r>
+      <w:fldSimple w:instr=" SEQ Bảng_2. \* ARABIC ">
+        <w:r>
+          <w:rPr>
+            <w:noProof/>
+          </w:rPr>
+          <w:t>4</w:t>
+        </w:r>
+      </w:fldSimple>
       <w:r>
         <w:rPr>
           <w:lang w:val="vi-VN"/>
@@ -27686,27 +27698,14 @@
       <w:r>
         <w:t>Bảng 2.</w:t>
       </w:r>
-      <w:r>
-        <w:fldChar w:fldCharType="begin"/>
-      </w:r>
-      <w:r>
-        <w:instrText xml:space="preserve"> SEQ Bảng_2. \* ARABIC </w:instrText>
-      </w:r>
-      <w:r>
-        <w:fldChar w:fldCharType="separate"/>
-      </w:r>
-      <w:r>
-        <w:rPr>
-          <w:noProof/>
-        </w:rPr>
-        <w:t>5</w:t>
-      </w:r>
-      <w:r>
-        <w:rPr>
-          <w:noProof/>
-        </w:rPr>
-        <w:fldChar w:fldCharType="end"/>
-      </w:r>
+      <w:fldSimple w:instr=" SEQ Bảng_2. \* ARABIC ">
+        <w:r>
+          <w:rPr>
+            <w:noProof/>
+          </w:rPr>
+          <w:t>5</w:t>
+        </w:r>
+      </w:fldSimple>
       <w:r>
         <w:rPr>
           <w:lang w:val="vi-VN"/>
@@ -31041,27 +31040,14 @@
       <w:r>
         <w:t>Bảng 3.</w:t>
       </w:r>
-      <w:r>
-        <w:fldChar w:fldCharType="begin"/>
-      </w:r>
-      <w:r>
-        <w:instrText xml:space="preserve"> SEQ Bảng_3. \* ARABIC </w:instrText>
-      </w:r>
-      <w:r>
-        <w:fldChar w:fldCharType="separate"/>
-      </w:r>
-      <w:r>
-        <w:rPr>
-          <w:noProof/>
-        </w:rPr>
-        <w:t>1</w:t>
-      </w:r>
-      <w:r>
-        <w:rPr>
-          <w:noProof/>
-        </w:rPr>
-        <w:fldChar w:fldCharType="end"/>
-      </w:r>
+      <w:fldSimple w:instr=" SEQ Bảng_3. \* ARABIC ">
+        <w:r>
+          <w:rPr>
+            <w:noProof/>
+          </w:rPr>
+          <w:t>1</w:t>
+        </w:r>
+      </w:fldSimple>
       <w:r>
         <w:rPr>
           <w:lang w:val="vi-VN"/>
@@ -31257,27 +31243,14 @@
       <w:r>
         <w:t>.</w:t>
       </w:r>
-      <w:r>
-        <w:fldChar w:fldCharType="begin"/>
-      </w:r>
-      <w:r>
-        <w:instrText xml:space="preserve"> SEQ Bảng_3. \* ARABIC </w:instrText>
-      </w:r>
-      <w:r>
-        <w:fldChar w:fldCharType="separate"/>
-      </w:r>
-      <w:r>
-        <w:rPr>
-          <w:noProof/>
-        </w:rPr>
-        <w:t>2</w:t>
-      </w:r>
-      <w:r>
-        <w:rPr>
-          <w:noProof/>
-        </w:rPr>
-        <w:fldChar w:fldCharType="end"/>
-      </w:r>
+      <w:fldSimple w:instr=" SEQ Bảng_3. \* ARABIC ">
+        <w:r>
+          <w:rPr>
+            <w:noProof/>
+          </w:rPr>
+          <w:t>2</w:t>
+        </w:r>
+      </w:fldSimple>
       <w:r>
         <w:rPr>
           <w:lang w:val="vi-VN"/>
@@ -31460,27 +31433,14 @@
       <w:r>
         <w:t>.</w:t>
       </w:r>
-      <w:r>
-        <w:fldChar w:fldCharType="begin"/>
-      </w:r>
-      <w:r>
-        <w:instrText xml:space="preserve"> SEQ Bảng_3. \* ARABIC </w:instrText>
-      </w:r>
-      <w:r>
-        <w:fldChar w:fldCharType="separate"/>
-      </w:r>
-      <w:r>
-        <w:rPr>
-          <w:noProof/>
-        </w:rPr>
-        <w:t>3</w:t>
-      </w:r>
-      <w:r>
-        <w:rPr>
-          <w:noProof/>
-        </w:rPr>
-        <w:fldChar w:fldCharType="end"/>
-      </w:r>
+      <w:fldSimple w:instr=" SEQ Bảng_3. \* ARABIC ">
+        <w:r>
+          <w:rPr>
+            <w:noProof/>
+          </w:rPr>
+          <w:t>3</w:t>
+        </w:r>
+      </w:fldSimple>
       <w:r>
         <w:rPr>
           <w:lang w:val="vi-VN"/>
@@ -32339,27 +32299,14 @@
       <w:r>
         <w:t>.</w:t>
       </w:r>
-      <w:r>
-        <w:fldChar w:fldCharType="begin"/>
-      </w:r>
-      <w:r>
-        <w:instrText xml:space="preserve"> SEQ Bảng_3. \* ARABIC </w:instrText>
-      </w:r>
-      <w:r>
-        <w:fldChar w:fldCharType="separate"/>
-      </w:r>
-      <w:r>
-        <w:rPr>
-          <w:noProof/>
-        </w:rPr>
-        <w:t>4</w:t>
-      </w:r>
-      <w:r>
-        <w:rPr>
-          <w:noProof/>
-        </w:rPr>
-        <w:fldChar w:fldCharType="end"/>
-      </w:r>
+      <w:fldSimple w:instr=" SEQ Bảng_3. \* ARABIC ">
+        <w:r>
+          <w:rPr>
+            <w:noProof/>
+          </w:rPr>
+          <w:t>4</w:t>
+        </w:r>
+      </w:fldSimple>
       <w:r>
         <w:rPr>
           <w:lang w:val="vi-VN"/>
@@ -32647,27 +32594,14 @@
       <w:r>
         <w:t>.</w:t>
       </w:r>
-      <w:r>
-        <w:fldChar w:fldCharType="begin"/>
-      </w:r>
-      <w:r>
-        <w:instrText xml:space="preserve"> SEQ Hình_4. \* ARABIC </w:instrText>
-      </w:r>
-      <w:r>
-        <w:fldChar w:fldCharType="separate"/>
-      </w:r>
-      <w:r>
-        <w:rPr>
-          <w:noProof/>
-        </w:rPr>
-        <w:t>1</w:t>
-      </w:r>
-      <w:r>
-        <w:rPr>
-          <w:noProof/>
-        </w:rPr>
-        <w:fldChar w:fldCharType="end"/>
-      </w:r>
+      <w:fldSimple w:instr=" SEQ Hình_4. \* ARABIC ">
+        <w:r>
+          <w:rPr>
+            <w:noProof/>
+          </w:rPr>
+          <w:t>1</w:t>
+        </w:r>
+      </w:fldSimple>
       <w:r>
         <w:rPr>
           <w:lang w:val="vi-VN"/>
@@ -32777,27 +32711,14 @@
       <w:r>
         <w:t>.</w:t>
       </w:r>
-      <w:r>
-        <w:fldChar w:fldCharType="begin"/>
-      </w:r>
-      <w:r>
-        <w:instrText xml:space="preserve"> SEQ Hình_4. \* ARABIC </w:instrText>
-      </w:r>
-      <w:r>
-        <w:fldChar w:fldCharType="separate"/>
-      </w:r>
-      <w:r>
-        <w:rPr>
-          <w:noProof/>
-        </w:rPr>
-        <w:t>2</w:t>
-      </w:r>
-      <w:r>
-        <w:rPr>
-          <w:noProof/>
-        </w:rPr>
-        <w:fldChar w:fldCharType="end"/>
-      </w:r>
+      <w:fldSimple w:instr=" SEQ Hình_4. \* ARABIC ">
+        <w:r>
+          <w:rPr>
+            <w:noProof/>
+          </w:rPr>
+          <w:t>2</w:t>
+        </w:r>
+      </w:fldSimple>
       <w:r>
         <w:rPr>
           <w:lang w:val="vi-VN"/>
@@ -32940,27 +32861,14 @@
       <w:r>
         <w:t>.</w:t>
       </w:r>
-      <w:r>
-        <w:fldChar w:fldCharType="begin"/>
-      </w:r>
-      <w:r>
-        <w:instrText xml:space="preserve"> SEQ Hình_4. \* ARABIC </w:instrText>
-      </w:r>
-      <w:r>
-        <w:fldChar w:fldCharType="separate"/>
-      </w:r>
-      <w:r>
-        <w:rPr>
-          <w:noProof/>
-        </w:rPr>
-        <w:t>3</w:t>
-      </w:r>
-      <w:r>
-        <w:rPr>
-          <w:noProof/>
-        </w:rPr>
-        <w:fldChar w:fldCharType="end"/>
-      </w:r>
+      <w:fldSimple w:instr=" SEQ Hình_4. \* ARABIC ">
+        <w:r>
+          <w:rPr>
+            <w:noProof/>
+          </w:rPr>
+          <w:t>3</w:t>
+        </w:r>
+      </w:fldSimple>
       <w:r>
         <w:rPr>
           <w:lang w:val="vi-VN"/>
@@ -33077,27 +32985,14 @@
       <w:r>
         <w:t>.</w:t>
       </w:r>
-      <w:r>
-        <w:fldChar w:fldCharType="begin"/>
-      </w:r>
-      <w:r>
-        <w:instrText xml:space="preserve"> SEQ Hình_4. \* ARABIC </w:instrText>
-      </w:r>
-      <w:r>
-        <w:fldChar w:fldCharType="separate"/>
-      </w:r>
-      <w:r>
-        <w:rPr>
-          <w:noProof/>
-        </w:rPr>
-        <w:t>4</w:t>
-      </w:r>
-      <w:r>
-        <w:rPr>
-          <w:noProof/>
-        </w:rPr>
-        <w:fldChar w:fldCharType="end"/>
-      </w:r>
+      <w:fldSimple w:instr=" SEQ Hình_4. \* ARABIC ">
+        <w:r>
+          <w:rPr>
+            <w:noProof/>
+          </w:rPr>
+          <w:t>4</w:t>
+        </w:r>
+      </w:fldSimple>
       <w:r>
         <w:rPr>
           <w:lang w:val="vi-VN"/>
@@ -33238,27 +33133,14 @@
       <w:r>
         <w:t>.</w:t>
       </w:r>
-      <w:r>
-        <w:fldChar w:fldCharType="begin"/>
-      </w:r>
-      <w:r>
-        <w:instrText xml:space="preserve"> SEQ Hình_4. \* ARABIC </w:instrText>
-      </w:r>
-      <w:r>
-        <w:fldChar w:fldCharType="separate"/>
-      </w:r>
-      <w:r>
-        <w:rPr>
-          <w:noProof/>
-        </w:rPr>
-        <w:t>5</w:t>
-      </w:r>
-      <w:r>
-        <w:rPr>
-          <w:noProof/>
-        </w:rPr>
-        <w:fldChar w:fldCharType="end"/>
-      </w:r>
+      <w:fldSimple w:instr=" SEQ Hình_4. \* ARABIC ">
+        <w:r>
+          <w:rPr>
+            <w:noProof/>
+          </w:rPr>
+          <w:t>5</w:t>
+        </w:r>
+      </w:fldSimple>
       <w:r>
         <w:rPr>
           <w:lang w:val="vi-VN"/>
@@ -33482,27 +33364,14 @@
       <w:r>
         <w:t>.</w:t>
       </w:r>
-      <w:r>
-        <w:fldChar w:fldCharType="begin"/>
-      </w:r>
-      <w:r>
-        <w:instrText xml:space="preserve"> SEQ Hình_4. \* ARABIC </w:instrText>
-      </w:r>
-      <w:r>
-        <w:fldChar w:fldCharType="separate"/>
-      </w:r>
-      <w:r>
-        <w:rPr>
-          <w:noProof/>
-        </w:rPr>
-        <w:t>6</w:t>
-      </w:r>
-      <w:r>
-        <w:rPr>
-          <w:noProof/>
-        </w:rPr>
-        <w:fldChar w:fldCharType="end"/>
-      </w:r>
+      <w:fldSimple w:instr=" SEQ Hình_4. \* ARABIC ">
+        <w:r>
+          <w:rPr>
+            <w:noProof/>
+          </w:rPr>
+          <w:t>6</w:t>
+        </w:r>
+      </w:fldSimple>
       <w:r>
         <w:rPr>
           <w:lang w:val="vi-VN"/>
@@ -33617,27 +33486,14 @@
       <w:r>
         <w:t>.</w:t>
       </w:r>
-      <w:r>
-        <w:fldChar w:fldCharType="begin"/>
-      </w:r>
-      <w:r>
-        <w:instrText xml:space="preserve"> SEQ Hình_4. \* ARABIC </w:instrText>
-      </w:r>
-      <w:r>
-        <w:fldChar w:fldCharType="separate"/>
-      </w:r>
-      <w:r>
-        <w:rPr>
-          <w:noProof/>
-        </w:rPr>
-        <w:t>7</w:t>
-      </w:r>
-      <w:r>
-        <w:rPr>
-          <w:noProof/>
-        </w:rPr>
-        <w:fldChar w:fldCharType="end"/>
-      </w:r>
+      <w:fldSimple w:instr=" SEQ Hình_4. \* ARABIC ">
+        <w:r>
+          <w:rPr>
+            <w:noProof/>
+          </w:rPr>
+          <w:t>7</w:t>
+        </w:r>
+      </w:fldSimple>
       <w:r>
         <w:rPr>
           <w:lang w:val="vi-VN"/>
@@ -33757,27 +33613,14 @@
       <w:r>
         <w:t>.</w:t>
       </w:r>
-      <w:r>
-        <w:fldChar w:fldCharType="begin"/>
-      </w:r>
-      <w:r>
-        <w:instrText xml:space="preserve"> SEQ Hình_4. \* ARABIC </w:instrText>
-      </w:r>
-      <w:r>
-        <w:fldChar w:fldCharType="separate"/>
-      </w:r>
-      <w:r>
-        <w:rPr>
-          <w:noProof/>
-        </w:rPr>
-        <w:t>8</w:t>
-      </w:r>
-      <w:r>
-        <w:rPr>
-          <w:noProof/>
-        </w:rPr>
-        <w:fldChar w:fldCharType="end"/>
-      </w:r>
+      <w:fldSimple w:instr=" SEQ Hình_4. \* ARABIC ">
+        <w:r>
+          <w:rPr>
+            <w:noProof/>
+          </w:rPr>
+          <w:t>8</w:t>
+        </w:r>
+      </w:fldSimple>
       <w:r>
         <w:rPr>
           <w:lang w:val="vi-VN"/>
@@ -33924,27 +33767,14 @@
       <w:r>
         <w:t>.</w:t>
       </w:r>
-      <w:r>
-        <w:fldChar w:fldCharType="begin"/>
-      </w:r>
-      <w:r>
-        <w:instrText xml:space="preserve"> SEQ Hình_4. \* ARABIC </w:instrText>
-      </w:r>
-      <w:r>
-        <w:fldChar w:fldCharType="separate"/>
-      </w:r>
-      <w:r>
-        <w:rPr>
-          <w:noProof/>
-        </w:rPr>
-        <w:t>9</w:t>
-      </w:r>
-      <w:r>
-        <w:rPr>
-          <w:noProof/>
-        </w:rPr>
-        <w:fldChar w:fldCharType="end"/>
-      </w:r>
+      <w:fldSimple w:instr=" SEQ Hình_4. \* ARABIC ">
+        <w:r>
+          <w:rPr>
+            <w:noProof/>
+          </w:rPr>
+          <w:t>9</w:t>
+        </w:r>
+      </w:fldSimple>
       <w:r>
         <w:rPr>
           <w:lang w:val="vi-VN"/>
@@ -34071,27 +33901,14 @@
       <w:r>
         <w:t>.</w:t>
       </w:r>
-      <w:r>
-        <w:fldChar w:fldCharType="begin"/>
-      </w:r>
-      <w:r>
-        <w:instrText xml:space="preserve"> SEQ Hình_4. \* ARABIC </w:instrText>
-      </w:r>
-      <w:r>
-        <w:fldChar w:fldCharType="separate"/>
-      </w:r>
-      <w:r>
-        <w:rPr>
-          <w:noProof/>
-        </w:rPr>
-        <w:t>10</w:t>
-      </w:r>
-      <w:r>
-        <w:rPr>
-          <w:noProof/>
-        </w:rPr>
-        <w:fldChar w:fldCharType="end"/>
-      </w:r>
+      <w:fldSimple w:instr=" SEQ Hình_4. \* ARABIC ">
+        <w:r>
+          <w:rPr>
+            <w:noProof/>
+          </w:rPr>
+          <w:t>10</w:t>
+        </w:r>
+      </w:fldSimple>
       <w:r>
         <w:rPr>
           <w:lang w:val="vi-VN"/>
@@ -36039,27 +35856,14 @@
       <w:r>
         <w:t>.</w:t>
       </w:r>
-      <w:r>
-        <w:fldChar w:fldCharType="begin"/>
-      </w:r>
-      <w:r>
-        <w:instrText xml:space="preserve"> SEQ Bảng_5. \* ARABIC </w:instrText>
-      </w:r>
-      <w:r>
-        <w:fldChar w:fldCharType="separate"/>
-      </w:r>
-      <w:r>
-        <w:rPr>
-          <w:noProof/>
-        </w:rPr>
-        <w:t>1</w:t>
-      </w:r>
-      <w:r>
-        <w:rPr>
-          <w:noProof/>
-        </w:rPr>
-        <w:fldChar w:fldCharType="end"/>
-      </w:r>
+      <w:fldSimple w:instr=" SEQ Bảng_5. \* ARABIC ">
+        <w:r>
+          <w:rPr>
+            <w:noProof/>
+          </w:rPr>
+          <w:t>1</w:t>
+        </w:r>
+      </w:fldSimple>
       <w:r>
         <w:rPr>
           <w:lang w:val="vi-VN"/>
@@ -36430,27 +36234,14 @@
       <w:r>
         <w:t>.</w:t>
       </w:r>
-      <w:r>
-        <w:fldChar w:fldCharType="begin"/>
-      </w:r>
-      <w:r>
-        <w:instrText xml:space="preserve"> SEQ Bảng_5. \* ARABIC </w:instrText>
-      </w:r>
-      <w:r>
-        <w:fldChar w:fldCharType="separate"/>
-      </w:r>
-      <w:r>
-        <w:rPr>
-          <w:noProof/>
-        </w:rPr>
-        <w:t>2</w:t>
-      </w:r>
-      <w:r>
-        <w:rPr>
-          <w:noProof/>
-        </w:rPr>
-        <w:fldChar w:fldCharType="end"/>
-      </w:r>
+      <w:fldSimple w:instr=" SEQ Bảng_5. \* ARABIC ">
+        <w:r>
+          <w:rPr>
+            <w:noProof/>
+          </w:rPr>
+          <w:t>2</w:t>
+        </w:r>
+      </w:fldSimple>
       <w:r>
         <w:rPr>
           <w:lang w:val="vi-VN"/>
@@ -37476,27 +37267,14 @@
       <w:r>
         <w:t>.</w:t>
       </w:r>
-      <w:r>
-        <w:fldChar w:fldCharType="begin"/>
-      </w:r>
-      <w:r>
-        <w:instrText xml:space="preserve"> SEQ Hình_5. \* ARABIC </w:instrText>
-      </w:r>
-      <w:r>
-        <w:fldChar w:fldCharType="separate"/>
-      </w:r>
-      <w:r>
-        <w:rPr>
-          <w:noProof/>
-        </w:rPr>
-        <w:t>1</w:t>
-      </w:r>
-      <w:r>
-        <w:rPr>
-          <w:noProof/>
-        </w:rPr>
-        <w:fldChar w:fldCharType="end"/>
-      </w:r>
+      <w:fldSimple w:instr=" SEQ Hình_5. \* ARABIC ">
+        <w:r>
+          <w:rPr>
+            <w:noProof/>
+          </w:rPr>
+          <w:t>1</w:t>
+        </w:r>
+      </w:fldSimple>
       <w:r>
         <w:rPr>
           <w:lang w:val="vi-VN"/>
@@ -37632,27 +37410,14 @@
       <w:r>
         <w:t>.</w:t>
       </w:r>
-      <w:r>
-        <w:fldChar w:fldCharType="begin"/>
-      </w:r>
-      <w:r>
-        <w:instrText xml:space="preserve"> SEQ Hình_6. \* ARABIC </w:instrText>
-      </w:r>
-      <w:r>
-        <w:fldChar w:fldCharType="separate"/>
-      </w:r>
-      <w:r>
-        <w:rPr>
-          <w:noProof/>
-        </w:rPr>
-        <w:t>1</w:t>
-      </w:r>
-      <w:r>
-        <w:rPr>
-          <w:noProof/>
-        </w:rPr>
-        <w:fldChar w:fldCharType="end"/>
-      </w:r>
+      <w:fldSimple w:instr=" SEQ Hình_6. \* ARABIC ">
+        <w:r>
+          <w:rPr>
+            <w:noProof/>
+          </w:rPr>
+          <w:t>1</w:t>
+        </w:r>
+      </w:fldSimple>
       <w:r>
         <w:rPr>
           <w:lang w:val="vi-VN"/>
@@ -37726,27 +37491,14 @@
       <w:r>
         <w:t>.</w:t>
       </w:r>
-      <w:r>
-        <w:fldChar w:fldCharType="begin"/>
-      </w:r>
-      <w:r>
-        <w:instrText xml:space="preserve"> SEQ Hình_6. \* ARABIC </w:instrText>
-      </w:r>
-      <w:r>
-        <w:fldChar w:fldCharType="separate"/>
-      </w:r>
-      <w:r>
-        <w:rPr>
-          <w:noProof/>
-        </w:rPr>
-        <w:t>2</w:t>
-      </w:r>
-      <w:r>
-        <w:rPr>
-          <w:noProof/>
-        </w:rPr>
-        <w:fldChar w:fldCharType="end"/>
-      </w:r>
+      <w:fldSimple w:instr=" SEQ Hình_6. \* ARABIC ">
+        <w:r>
+          <w:rPr>
+            <w:noProof/>
+          </w:rPr>
+          <w:t>2</w:t>
+        </w:r>
+      </w:fldSimple>
       <w:r>
         <w:rPr>
           <w:lang w:val="vi-VN"/>
@@ -37851,27 +37603,14 @@
       <w:r>
         <w:t>.</w:t>
       </w:r>
-      <w:r>
-        <w:fldChar w:fldCharType="begin"/>
-      </w:r>
-      <w:r>
-        <w:instrText xml:space="preserve"> SEQ Hình_6. \* ARABIC </w:instrText>
-      </w:r>
-      <w:r>
-        <w:fldChar w:fldCharType="separate"/>
-      </w:r>
-      <w:r>
-        <w:rPr>
-          <w:noProof/>
-        </w:rPr>
-        <w:t>3</w:t>
-      </w:r>
-      <w:r>
-        <w:rPr>
-          <w:noProof/>
-        </w:rPr>
-        <w:fldChar w:fldCharType="end"/>
-      </w:r>
+      <w:fldSimple w:instr=" SEQ Hình_6. \* ARABIC ">
+        <w:r>
+          <w:rPr>
+            <w:noProof/>
+          </w:rPr>
+          <w:t>3</w:t>
+        </w:r>
+      </w:fldSimple>
       <w:r>
         <w:rPr>
           <w:lang w:val="vi-VN"/>
@@ -37976,27 +37715,14 @@
       <w:r>
         <w:t>.</w:t>
       </w:r>
-      <w:r>
-        <w:fldChar w:fldCharType="begin"/>
-      </w:r>
-      <w:r>
-        <w:instrText xml:space="preserve"> SEQ Hình_6. \* ARABIC </w:instrText>
-      </w:r>
-      <w:r>
-        <w:fldChar w:fldCharType="separate"/>
-      </w:r>
-      <w:r>
-        <w:rPr>
-          <w:noProof/>
-        </w:rPr>
-        <w:t>4</w:t>
-      </w:r>
-      <w:r>
-        <w:rPr>
-          <w:noProof/>
-        </w:rPr>
-        <w:fldChar w:fldCharType="end"/>
-      </w:r>
+      <w:fldSimple w:instr=" SEQ Hình_6. \* ARABIC ">
+        <w:r>
+          <w:rPr>
+            <w:noProof/>
+          </w:rPr>
+          <w:t>4</w:t>
+        </w:r>
+      </w:fldSimple>
       <w:r>
         <w:rPr>
           <w:lang w:val="vi-VN"/>
@@ -38117,27 +37843,14 @@
       <w:r>
         <w:t>.</w:t>
       </w:r>
-      <w:r>
-        <w:fldChar w:fldCharType="begin"/>
-      </w:r>
-      <w:r>
-        <w:instrText xml:space="preserve"> SEQ Hình_6. \* ARABIC </w:instrText>
-      </w:r>
-      <w:r>
-        <w:fldChar w:fldCharType="separate"/>
-      </w:r>
-      <w:r>
-        <w:rPr>
-          <w:noProof/>
-        </w:rPr>
-        <w:t>5</w:t>
-      </w:r>
-      <w:r>
-        <w:rPr>
-          <w:noProof/>
-        </w:rPr>
-        <w:fldChar w:fldCharType="end"/>
-      </w:r>
+      <w:fldSimple w:instr=" SEQ Hình_6. \* ARABIC ">
+        <w:r>
+          <w:rPr>
+            <w:noProof/>
+          </w:rPr>
+          <w:t>5</w:t>
+        </w:r>
+      </w:fldSimple>
       <w:r>
         <w:rPr>
           <w:lang w:val="vi-VN"/>
@@ -38265,27 +37978,14 @@
       <w:r>
         <w:t>.</w:t>
       </w:r>
-      <w:r>
-        <w:fldChar w:fldCharType="begin"/>
-      </w:r>
-      <w:r>
-        <w:instrText xml:space="preserve"> SEQ Hình_6. \* ARABIC </w:instrText>
-      </w:r>
-      <w:r>
-        <w:fldChar w:fldCharType="separate"/>
-      </w:r>
-      <w:r>
-        <w:rPr>
-          <w:noProof/>
-        </w:rPr>
-        <w:t>6</w:t>
-      </w:r>
-      <w:r>
-        <w:rPr>
-          <w:noProof/>
-        </w:rPr>
-        <w:fldChar w:fldCharType="end"/>
-      </w:r>
+      <w:fldSimple w:instr=" SEQ Hình_6. \* ARABIC ">
+        <w:r>
+          <w:rPr>
+            <w:noProof/>
+          </w:rPr>
+          <w:t>6</w:t>
+        </w:r>
+      </w:fldSimple>
       <w:r>
         <w:rPr>
           <w:lang w:val="vi-VN"/>
@@ -38394,27 +38094,14 @@
       <w:r>
         <w:t>.</w:t>
       </w:r>
-      <w:r>
-        <w:fldChar w:fldCharType="begin"/>
-      </w:r>
-      <w:r>
-        <w:instrText xml:space="preserve"> SEQ Hình_6. \* ARABIC </w:instrText>
-      </w:r>
-      <w:r>
-        <w:fldChar w:fldCharType="separate"/>
-      </w:r>
-      <w:r>
-        <w:rPr>
-          <w:noProof/>
-        </w:rPr>
-        <w:t>7</w:t>
-      </w:r>
-      <w:r>
-        <w:rPr>
-          <w:noProof/>
-        </w:rPr>
-        <w:fldChar w:fldCharType="end"/>
-      </w:r>
+      <w:fldSimple w:instr=" SEQ Hình_6. \* ARABIC ">
+        <w:r>
+          <w:rPr>
+            <w:noProof/>
+          </w:rPr>
+          <w:t>7</w:t>
+        </w:r>
+      </w:fldSimple>
       <w:r>
         <w:rPr>
           <w:lang w:val="vi-VN"/>
@@ -38517,27 +38204,14 @@
       <w:r>
         <w:t>.</w:t>
       </w:r>
-      <w:r>
-        <w:fldChar w:fldCharType="begin"/>
-      </w:r>
-      <w:r>
-        <w:instrText xml:space="preserve"> SEQ Hình_6. \* ARABIC </w:instrText>
-      </w:r>
-      <w:r>
-        <w:fldChar w:fldCharType="separate"/>
-      </w:r>
-      <w:r>
-        <w:rPr>
-          <w:noProof/>
-        </w:rPr>
-        <w:t>8</w:t>
-      </w:r>
-      <w:r>
-        <w:rPr>
-          <w:noProof/>
-        </w:rPr>
-        <w:fldChar w:fldCharType="end"/>
-      </w:r>
+      <w:fldSimple w:instr=" SEQ Hình_6. \* ARABIC ">
+        <w:r>
+          <w:rPr>
+            <w:noProof/>
+          </w:rPr>
+          <w:t>8</w:t>
+        </w:r>
+      </w:fldSimple>
       <w:r>
         <w:rPr>
           <w:lang w:val="vi-VN"/>
@@ -38633,27 +38307,14 @@
       <w:r>
         <w:t>.</w:t>
       </w:r>
-      <w:r>
-        <w:fldChar w:fldCharType="begin"/>
-      </w:r>
-      <w:r>
-        <w:instrText xml:space="preserve"> SEQ Hình_6. \* ARABIC </w:instrText>
-      </w:r>
-      <w:r>
-        <w:fldChar w:fldCharType="separate"/>
-      </w:r>
-      <w:r>
-        <w:rPr>
-          <w:noProof/>
-        </w:rPr>
-        <w:t>9</w:t>
-      </w:r>
-      <w:r>
-        <w:rPr>
-          <w:noProof/>
-        </w:rPr>
-        <w:fldChar w:fldCharType="end"/>
-      </w:r>
+      <w:fldSimple w:instr=" SEQ Hình_6. \* ARABIC ">
+        <w:r>
+          <w:rPr>
+            <w:noProof/>
+          </w:rPr>
+          <w:t>9</w:t>
+        </w:r>
+      </w:fldSimple>
       <w:r>
         <w:rPr>
           <w:lang w:val="vi-VN"/>
@@ -38781,27 +38442,14 @@
       <w:r>
         <w:t>.</w:t>
       </w:r>
-      <w:r>
-        <w:fldChar w:fldCharType="begin"/>
-      </w:r>
-      <w:r>
-        <w:instrText xml:space="preserve"> SEQ Hình_6. \* ARABIC </w:instrText>
-      </w:r>
-      <w:r>
-        <w:fldChar w:fldCharType="separate"/>
-      </w:r>
-      <w:r>
-        <w:rPr>
-          <w:noProof/>
-        </w:rPr>
-        <w:t>10</w:t>
-      </w:r>
-      <w:r>
-        <w:rPr>
-          <w:noProof/>
-        </w:rPr>
-        <w:fldChar w:fldCharType="end"/>
-      </w:r>
+      <w:fldSimple w:instr=" SEQ Hình_6. \* ARABIC ">
+        <w:r>
+          <w:rPr>
+            <w:noProof/>
+          </w:rPr>
+          <w:t>10</w:t>
+        </w:r>
+      </w:fldSimple>
       <w:r>
         <w:rPr>
           <w:lang w:val="vi-VN"/>
@@ -38880,27 +38528,14 @@
       <w:r>
         <w:t>.</w:t>
       </w:r>
-      <w:r>
-        <w:fldChar w:fldCharType="begin"/>
-      </w:r>
-      <w:r>
-        <w:instrText xml:space="preserve"> SEQ Hình_6. \* ARABIC </w:instrText>
-      </w:r>
-      <w:r>
-        <w:fldChar w:fldCharType="separate"/>
-      </w:r>
-      <w:r>
-        <w:rPr>
-          <w:noProof/>
-        </w:rPr>
-        <w:t>11</w:t>
-      </w:r>
-      <w:r>
-        <w:rPr>
-          <w:noProof/>
-        </w:rPr>
-        <w:fldChar w:fldCharType="end"/>
-      </w:r>
+      <w:fldSimple w:instr=" SEQ Hình_6. \* ARABIC ">
+        <w:r>
+          <w:rPr>
+            <w:noProof/>
+          </w:rPr>
+          <w:t>11</w:t>
+        </w:r>
+      </w:fldSimple>
       <w:r>
         <w:rPr>
           <w:lang w:val="vi-VN"/>
@@ -38976,27 +38611,14 @@
       <w:r>
         <w:t>.</w:t>
       </w:r>
-      <w:r>
-        <w:fldChar w:fldCharType="begin"/>
-      </w:r>
-      <w:r>
-        <w:instrText xml:space="preserve"> SEQ Hình_6. \* ARABIC </w:instrText>
-      </w:r>
-      <w:r>
-        <w:fldChar w:fldCharType="separate"/>
-      </w:r>
-      <w:r>
-        <w:rPr>
-          <w:noProof/>
-        </w:rPr>
-        <w:t>12</w:t>
-      </w:r>
-      <w:r>
-        <w:rPr>
-          <w:noProof/>
-        </w:rPr>
-        <w:fldChar w:fldCharType="end"/>
-      </w:r>
+      <w:fldSimple w:instr=" SEQ Hình_6. \* ARABIC ">
+        <w:r>
+          <w:rPr>
+            <w:noProof/>
+          </w:rPr>
+          <w:t>12</w:t>
+        </w:r>
+      </w:fldSimple>
       <w:r>
         <w:rPr>
           <w:lang w:val="vi-VN"/>
@@ -39076,27 +38698,14 @@
       <w:r>
         <w:t>.</w:t>
       </w:r>
-      <w:r>
-        <w:fldChar w:fldCharType="begin"/>
-      </w:r>
-      <w:r>
-        <w:instrText xml:space="preserve"> SEQ Hình_6. \* ARABIC </w:instrText>
-      </w:r>
-      <w:r>
-        <w:fldChar w:fldCharType="separate"/>
-      </w:r>
-      <w:r>
-        <w:rPr>
-          <w:noProof/>
-        </w:rPr>
-        <w:t>13</w:t>
-      </w:r>
-      <w:r>
-        <w:rPr>
-          <w:noProof/>
-        </w:rPr>
-        <w:fldChar w:fldCharType="end"/>
-      </w:r>
+      <w:fldSimple w:instr=" SEQ Hình_6. \* ARABIC ">
+        <w:r>
+          <w:rPr>
+            <w:noProof/>
+          </w:rPr>
+          <w:t>13</w:t>
+        </w:r>
+      </w:fldSimple>
       <w:r>
         <w:rPr>
           <w:lang w:val="vi-VN"/>
@@ -39433,32 +39042,22 @@
       <w:pPr>
         <w:pStyle w:val="Caption"/>
       </w:pPr>
-      <w:bookmarkStart w:id="178" w:name="_Toc225015307"/>
-      <w:bookmarkStart w:id="179" w:name="_Toc225018707"/>
-      <w:bookmarkStart w:id="180" w:name="_Toc225019347"/>
-      <w:bookmarkStart w:id="181" w:name="_Toc226069644"/>
-      <w:bookmarkStart w:id="182" w:name="_Toc226069781"/>
+      <w:bookmarkStart w:id="178" w:name="_Toc226069644"/>
+      <w:bookmarkStart w:id="179" w:name="_Toc226069781"/>
+      <w:bookmarkStart w:id="180" w:name="_Toc225015307"/>
+      <w:bookmarkStart w:id="181" w:name="_Toc225018707"/>
+      <w:bookmarkStart w:id="182" w:name="_Toc225019347"/>
       <w:r>
         <w:t>Bảng 7.</w:t>
       </w:r>
-      <w:r>
-        <w:fldChar w:fldCharType="begin"/>
-      </w:r>
-      <w:r>
-        <w:instrText xml:space="preserve"> SEQ Bảng_7. \* ARABIC </w:instrText>
-      </w:r>
-      <w:r>
-        <w:fldChar w:fldCharType="separate"/>
-      </w:r>
-      <w:r>
-        <w:rPr>
-          <w:noProof/>
-        </w:rPr>
-        <w:t>1</w:t>
-      </w:r>
-      <w:r>
-        <w:fldChar w:fldCharType="end"/>
-      </w:r>
+      <w:fldSimple w:instr=" SEQ Bảng_7. \* ARABIC ">
+        <w:r>
+          <w:rPr>
+            <w:noProof/>
+          </w:rPr>
+          <w:t>1</w:t>
+        </w:r>
+      </w:fldSimple>
       <w:r>
         <w:rPr>
           <w:lang w:val="vi-VN"/>
@@ -39471,12 +39070,12 @@
         </w:rPr>
         <w:t>Bảng cấu hình phần cứng</w:t>
       </w:r>
-      <w:bookmarkEnd w:id="181"/>
-      <w:bookmarkEnd w:id="182"/>
-    </w:p>
-    <w:bookmarkEnd w:id="178"/>
-    <w:bookmarkEnd w:id="179"/>
+      <w:bookmarkEnd w:id="178"/>
+      <w:bookmarkEnd w:id="179"/>
+    </w:p>
     <w:bookmarkEnd w:id="180"/>
+    <w:bookmarkEnd w:id="181"/>
+    <w:bookmarkEnd w:id="182"/>
     <w:p>
       <w:pPr>
         <w:pStyle w:val="Heading3"/>
@@ -40525,31 +40124,21 @@
       <w:pPr>
         <w:pStyle w:val="Caption"/>
       </w:pPr>
-      <w:bookmarkStart w:id="187" w:name="_Toc225018708"/>
-      <w:bookmarkStart w:id="188" w:name="_Toc225019348"/>
-      <w:bookmarkStart w:id="189" w:name="_Toc226069645"/>
-      <w:bookmarkStart w:id="190" w:name="_Toc226069782"/>
+      <w:bookmarkStart w:id="187" w:name="_Toc226069645"/>
+      <w:bookmarkStart w:id="188" w:name="_Toc226069782"/>
+      <w:bookmarkStart w:id="189" w:name="_Toc225018708"/>
+      <w:bookmarkStart w:id="190" w:name="_Toc225019348"/>
       <w:r>
         <w:t>Bảng 7.</w:t>
       </w:r>
-      <w:r>
-        <w:fldChar w:fldCharType="begin"/>
-      </w:r>
-      <w:r>
-        <w:instrText xml:space="preserve"> SEQ Bảng_7. \* ARABIC </w:instrText>
-      </w:r>
-      <w:r>
-        <w:fldChar w:fldCharType="separate"/>
-      </w:r>
-      <w:r>
-        <w:rPr>
-          <w:noProof/>
-        </w:rPr>
-        <w:t>2</w:t>
-      </w:r>
-      <w:r>
-        <w:fldChar w:fldCharType="end"/>
-      </w:r>
+      <w:fldSimple w:instr=" SEQ Bảng_7. \* ARABIC ">
+        <w:r>
+          <w:rPr>
+            <w:noProof/>
+          </w:rPr>
+          <w:t>2</w:t>
+        </w:r>
+      </w:fldSimple>
       <w:r>
         <w:rPr>
           <w:lang w:val="vi-VN"/>
@@ -40562,11 +40151,11 @@
         </w:rPr>
         <w:t>Bảng tốc độ phản hồi</w:t>
       </w:r>
-      <w:bookmarkEnd w:id="189"/>
-      <w:bookmarkEnd w:id="190"/>
-    </w:p>
-    <w:bookmarkEnd w:id="187"/>
-    <w:bookmarkEnd w:id="188"/>
+      <w:bookmarkEnd w:id="187"/>
+      <w:bookmarkEnd w:id="188"/>
+    </w:p>
+    <w:bookmarkEnd w:id="189"/>
+    <w:bookmarkEnd w:id="190"/>
     <w:p>
       <w:pPr>
         <w:jc w:val="both"/>
@@ -41080,24 +40669,14 @@
       <w:r>
         <w:t>Bảng 7.</w:t>
       </w:r>
-      <w:r>
-        <w:fldChar w:fldCharType="begin"/>
-      </w:r>
-      <w:r>
-        <w:instrText xml:space="preserve"> SEQ Bảng_7. \* ARABIC </w:instrText>
-      </w:r>
-      <w:r>
-        <w:fldChar w:fldCharType="separate"/>
-      </w:r>
-      <w:r>
-        <w:rPr>
-          <w:noProof/>
-        </w:rPr>
-        <w:t>3</w:t>
-      </w:r>
-      <w:r>
-        <w:fldChar w:fldCharType="end"/>
-      </w:r>
+      <w:fldSimple w:instr=" SEQ Bảng_7. \* ARABIC ">
+        <w:r>
+          <w:rPr>
+            <w:noProof/>
+          </w:rPr>
+          <w:t>3</w:t>
+        </w:r>
+      </w:fldSimple>
       <w:r>
         <w:rPr>
           <w:lang w:val="vi-VN"/>
@@ -41625,24 +41204,14 @@
       <w:r>
         <w:t>Bảng 7.</w:t>
       </w:r>
-      <w:r>
-        <w:fldChar w:fldCharType="begin"/>
-      </w:r>
-      <w:r>
-        <w:instrText xml:space="preserve"> SEQ Bảng_7. \* ARABIC </w:instrText>
-      </w:r>
-      <w:r>
-        <w:fldChar w:fldCharType="separate"/>
-      </w:r>
-      <w:r>
-        <w:rPr>
-          <w:noProof/>
-        </w:rPr>
-        <w:t>4</w:t>
-      </w:r>
-      <w:r>
-        <w:fldChar w:fldCharType="end"/>
-      </w:r>
+      <w:fldSimple w:instr=" SEQ Bảng_7. \* ARABIC ">
+        <w:r>
+          <w:rPr>
+            <w:noProof/>
+          </w:rPr>
+          <w:t>4</w:t>
+        </w:r>
+      </w:fldSimple>
       <w:r>
         <w:rPr>
           <w:lang w:val="vi-VN"/>
@@ -41940,6 +41509,9 @@
       </w:r>
       <w:bookmarkStart w:id="200" w:name="_Toc226070668"/>
       <w:r>
+        <w:rPr>
+          <w:lang w:val="vi-VN"/>
+        </w:rPr>
         <w:t>7.4.1 Thiết lập Benchmark</w:t>
       </w:r>
       <w:bookmarkEnd w:id="200"/>
@@ -42271,24 +41843,14 @@
       <w:r>
         <w:t>Bảng 7.</w:t>
       </w:r>
-      <w:r>
-        <w:fldChar w:fldCharType="begin"/>
-      </w:r>
-      <w:r>
-        <w:instrText xml:space="preserve"> SEQ Bảng_7. \* ARABIC </w:instrText>
-      </w:r>
-      <w:r>
-        <w:fldChar w:fldCharType="separate"/>
-      </w:r>
-      <w:r>
-        <w:rPr>
-          <w:noProof/>
-        </w:rPr>
-        <w:t>5</w:t>
-      </w:r>
-      <w:r>
-        <w:fldChar w:fldCharType="end"/>
-      </w:r>
+      <w:fldSimple w:instr=" SEQ Bảng_7. \* ARABIC ">
+        <w:r>
+          <w:rPr>
+            <w:noProof/>
+          </w:rPr>
+          <w:t>5</w:t>
+        </w:r>
+      </w:fldSimple>
       <w:r>
         <w:rPr>
           <w:lang w:val="vi-VN"/>
@@ -43063,24 +42625,14 @@
       <w:r>
         <w:t>Bảng 7.</w:t>
       </w:r>
-      <w:r>
-        <w:fldChar w:fldCharType="begin"/>
-      </w:r>
-      <w:r>
-        <w:instrText xml:space="preserve"> SEQ Bảng_7. \* ARABIC </w:instrText>
-      </w:r>
-      <w:r>
-        <w:fldChar w:fldCharType="separate"/>
-      </w:r>
-      <w:r>
-        <w:rPr>
-          <w:noProof/>
-        </w:rPr>
-        <w:t>6</w:t>
-      </w:r>
-      <w:r>
-        <w:fldChar w:fldCharType="end"/>
-      </w:r>
+      <w:fldSimple w:instr=" SEQ Bảng_7. \* ARABIC ">
+        <w:r>
+          <w:rPr>
+            <w:noProof/>
+          </w:rPr>
+          <w:t>6</w:t>
+        </w:r>
+      </w:fldSimple>
       <w:r>
         <w:rPr>
           <w:lang w:val="vi-VN"/>
@@ -43578,24 +43130,14 @@
       <w:r>
         <w:t>Bảng 7.</w:t>
       </w:r>
-      <w:r>
-        <w:fldChar w:fldCharType="begin"/>
-      </w:r>
-      <w:r>
-        <w:instrText xml:space="preserve"> SEQ Bảng_7. \* ARABIC </w:instrText>
-      </w:r>
-      <w:r>
-        <w:fldChar w:fldCharType="separate"/>
-      </w:r>
-      <w:r>
-        <w:rPr>
-          <w:noProof/>
-        </w:rPr>
-        <w:t>7</w:t>
-      </w:r>
-      <w:r>
-        <w:fldChar w:fldCharType="end"/>
-      </w:r>
+      <w:fldSimple w:instr=" SEQ Bảng_7. \* ARABIC ">
+        <w:r>
+          <w:rPr>
+            <w:noProof/>
+          </w:rPr>
+          <w:t>7</w:t>
+        </w:r>
+      </w:fldSimple>
       <w:r>
         <w:rPr>
           <w:lang w:val="vi-VN"/>
@@ -43809,24 +43351,14 @@
       <w:r>
         <w:t>Bảng 7.</w:t>
       </w:r>
-      <w:r>
-        <w:fldChar w:fldCharType="begin"/>
-      </w:r>
-      <w:r>
-        <w:instrText xml:space="preserve"> SEQ Bảng_7. \* ARABIC </w:instrText>
-      </w:r>
-      <w:r>
-        <w:fldChar w:fldCharType="separate"/>
-      </w:r>
-      <w:r>
-        <w:rPr>
-          <w:noProof/>
-        </w:rPr>
-        <w:t>8</w:t>
-      </w:r>
-      <w:r>
-        <w:fldChar w:fldCharType="end"/>
-      </w:r>
+      <w:fldSimple w:instr=" SEQ Bảng_7. \* ARABIC ">
+        <w:r>
+          <w:rPr>
+            <w:noProof/>
+          </w:rPr>
+          <w:t>8</w:t>
+        </w:r>
+      </w:fldSimple>
       <w:r>
         <w:rPr>
           <w:lang w:val="vi-VN"/>
@@ -43913,24 +43445,14 @@
       <w:r>
         <w:t>Hình 7.</w:t>
       </w:r>
-      <w:r>
-        <w:fldChar w:fldCharType="begin"/>
-      </w:r>
-      <w:r>
-        <w:instrText xml:space="preserve"> SEQ Hình_7. \* ARABIC </w:instrText>
-      </w:r>
-      <w:r>
-        <w:fldChar w:fldCharType="separate"/>
-      </w:r>
-      <w:r>
-        <w:rPr>
-          <w:noProof/>
-        </w:rPr>
-        <w:t>1</w:t>
-      </w:r>
-      <w:r>
-        <w:fldChar w:fldCharType="end"/>
-      </w:r>
+      <w:fldSimple w:instr=" SEQ Hình_7. \* ARABIC ">
+        <w:r>
+          <w:rPr>
+            <w:noProof/>
+          </w:rPr>
+          <w:t>1</w:t>
+        </w:r>
+      </w:fldSimple>
       <w:r>
         <w:rPr>
           <w:lang w:val="vi-VN"/>
@@ -44338,24 +43860,14 @@
       <w:r>
         <w:t>Bảng 7.</w:t>
       </w:r>
-      <w:r>
-        <w:fldChar w:fldCharType="begin"/>
-      </w:r>
-      <w:r>
-        <w:instrText xml:space="preserve"> SEQ Bảng_7. \* ARABIC </w:instrText>
-      </w:r>
-      <w:r>
-        <w:fldChar w:fldCharType="separate"/>
-      </w:r>
-      <w:r>
-        <w:rPr>
-          <w:noProof/>
-        </w:rPr>
-        <w:t>9</w:t>
-      </w:r>
-      <w:r>
-        <w:fldChar w:fldCharType="end"/>
-      </w:r>
+      <w:fldSimple w:instr=" SEQ Bảng_7. \* ARABIC ">
+        <w:r>
+          <w:rPr>
+            <w:noProof/>
+          </w:rPr>
+          <w:t>9</w:t>
+        </w:r>
+      </w:fldSimple>
       <w:r>
         <w:rPr>
           <w:lang w:val="vi-VN"/>
@@ -44367,6 +43879,9 @@
     <w:p>
       <w:pPr>
         <w:jc w:val="both"/>
+        <w:rPr>
+          <w:lang w:val="vi-VN"/>
+        </w:rPr>
       </w:pPr>
       <w:r>
         <w:rPr>
@@ -44405,6 +43920,9 @@
         <w:t xml:space="preserve"> là bằng chứng mạnh mẽ cho thấy kiến trúc 3 pha EDC (Extract – Define – Canonicalize) hoạt động hiệu quả trên bài toán Trích xuất Tri thức từ văn bản phi cấu trúc. </w:t>
       </w:r>
       <w:r>
+        <w:rPr>
+          <w:lang w:val="vi-VN"/>
+        </w:rPr>
         <w:t>Vấn đề Spurious (trích xuất thừa) chiếm tỷ lệ lớn nhất trong lỗi, một phần vì Llama 3.3 có xu hướng cẩn thận sinh ra nhiều Triple hơn cần thiết — đây là hành vi chấp nhận được và có thể kiểm soát bằng cách điều chỉnh ngưỡng Cosine Similarity hoặc thêm constraint vào few-shot prompt.</w:t>
       </w:r>
     </w:p>
@@ -60814,6 +60332,7 @@
   <w:style w:type="character" w:default="1" w:styleId="DefaultParagraphFont">
     <w:name w:val="Default Paragraph Font"/>
     <w:uiPriority w:val="1"/>
+    <w:semiHidden/>
     <w:unhideWhenUsed/>
   </w:style>
   <w:style w:type="table" w:default="1" w:styleId="TableNormal">
